--- a/Session24_assignment.docx
+++ b/Session24_assignment.docx
@@ -27,8 +27,6 @@
     <w:p>
       <w:pPr>
         <w:rPr>
-          <w:b/>
-          <w:bCs/>
           <w:sz w:val="28"/>
           <w:szCs w:val="28"/>
         </w:rPr>
@@ -65,6 +63,820 @@
         </w:rPr>
         <w:t xml:space="preserve"> API (https://api.coingecko.com/api/v3/coins/markets?vs_currency=usd&amp;order=market_cap_desc&amp;per_page=10&amp;page=1). Print the name and price of each coin.</w:t>
       </w:r>
+    </w:p>
+    <w:p>
+      <w:pPr>
+        <w:rPr>
+          <w:b/>
+          <w:bCs/>
+          <w:sz w:val="28"/>
+          <w:szCs w:val="28"/>
+        </w:rPr>
+      </w:pPr>
+      <w:r>
+        <w:rPr>
+          <w:b/>
+          <w:bCs/>
+          <w:noProof/>
+          <w:sz w:val="28"/>
+          <w:szCs w:val="28"/>
+        </w:rPr>
+        <w:drawing>
+          <wp:inline distT="0" distB="0" distL="0" distR="0" wp14:anchorId="4322528F" wp14:editId="3A6DD531">
+            <wp:extent cx="5731510" cy="3305810"/>
+            <wp:effectExtent l="0" t="0" r="2540" b="8890"/>
+            <wp:docPr id="355218443" name="Picture 1"/>
+            <wp:cNvGraphicFramePr>
+              <a:graphicFrameLocks xmlns:a="http://schemas.openxmlformats.org/drawingml/2006/main" noChangeAspect="1"/>
+            </wp:cNvGraphicFramePr>
+            <a:graphic xmlns:a="http://schemas.openxmlformats.org/drawingml/2006/main">
+              <a:graphicData uri="http://schemas.openxmlformats.org/drawingml/2006/picture">
+                <pic:pic xmlns:pic="http://schemas.openxmlformats.org/drawingml/2006/picture">
+                  <pic:nvPicPr>
+                    <pic:cNvPr id="355218443" name="Picture 355218443"/>
+                    <pic:cNvPicPr/>
+                  </pic:nvPicPr>
+                  <pic:blipFill>
+                    <a:blip r:embed="rId4">
+                      <a:extLst>
+                        <a:ext uri="{28A0092B-C50C-407E-A947-70E740481C1C}">
+                          <a14:useLocalDpi xmlns:a14="http://schemas.microsoft.com/office/drawing/2010/main" val="0"/>
+                        </a:ext>
+                      </a:extLst>
+                    </a:blip>
+                    <a:stretch>
+                      <a:fillRect/>
+                    </a:stretch>
+                  </pic:blipFill>
+                  <pic:spPr>
+                    <a:xfrm>
+                      <a:off x="0" y="0"/>
+                      <a:ext cx="5731510" cy="3305810"/>
+                    </a:xfrm>
+                    <a:prstGeom prst="rect">
+                      <a:avLst/>
+                    </a:prstGeom>
+                  </pic:spPr>
+                </pic:pic>
+              </a:graphicData>
+            </a:graphic>
+          </wp:inline>
+        </w:drawing>
+      </w:r>
+    </w:p>
+    <w:p>
+      <w:pPr>
+        <w:rPr>
+          <w:b/>
+          <w:bCs/>
+          <w:sz w:val="28"/>
+          <w:szCs w:val="28"/>
+        </w:rPr>
+      </w:pPr>
+    </w:p>
+    <w:p>
+      <w:pPr>
+        <w:rPr>
+          <w:b/>
+          <w:bCs/>
+          <w:sz w:val="28"/>
+          <w:szCs w:val="28"/>
+        </w:rPr>
+      </w:pPr>
+    </w:p>
+    <w:p>
+      <w:pPr>
+        <w:rPr>
+          <w:b/>
+          <w:bCs/>
+          <w:sz w:val="28"/>
+          <w:szCs w:val="28"/>
+        </w:rPr>
+      </w:pPr>
+    </w:p>
+    <w:p>
+      <w:pPr>
+        <w:rPr>
+          <w:b/>
+          <w:bCs/>
+          <w:sz w:val="28"/>
+          <w:szCs w:val="28"/>
+        </w:rPr>
+      </w:pPr>
+    </w:p>
+    <w:p>
+      <w:pPr>
+        <w:rPr>
+          <w:b/>
+          <w:bCs/>
+          <w:sz w:val="28"/>
+          <w:szCs w:val="28"/>
+        </w:rPr>
+      </w:pPr>
+    </w:p>
+    <w:p>
+      <w:pPr>
+        <w:rPr>
+          <w:b/>
+          <w:bCs/>
+          <w:sz w:val="28"/>
+          <w:szCs w:val="28"/>
+        </w:rPr>
+      </w:pPr>
+    </w:p>
+    <w:p>
+      <w:pPr>
+        <w:rPr>
+          <w:b/>
+          <w:bCs/>
+          <w:sz w:val="28"/>
+          <w:szCs w:val="28"/>
+        </w:rPr>
+      </w:pPr>
+    </w:p>
+    <w:p>
+      <w:pPr>
+        <w:rPr>
+          <w:b/>
+          <w:bCs/>
+          <w:sz w:val="28"/>
+          <w:szCs w:val="28"/>
+        </w:rPr>
+      </w:pPr>
+    </w:p>
+    <w:p>
+      <w:pPr>
+        <w:rPr>
+          <w:b/>
+          <w:bCs/>
+          <w:sz w:val="28"/>
+          <w:szCs w:val="28"/>
+        </w:rPr>
+      </w:pPr>
+    </w:p>
+    <w:p>
+      <w:pPr>
+        <w:rPr>
+          <w:b/>
+          <w:bCs/>
+          <w:sz w:val="28"/>
+          <w:szCs w:val="28"/>
+        </w:rPr>
+      </w:pPr>
+    </w:p>
+    <w:p>
+      <w:pPr>
+        <w:rPr>
+          <w:b/>
+          <w:bCs/>
+          <w:sz w:val="28"/>
+          <w:szCs w:val="28"/>
+        </w:rPr>
+      </w:pPr>
+    </w:p>
+    <w:p>
+      <w:pPr>
+        <w:rPr>
+          <w:sz w:val="28"/>
+          <w:szCs w:val="28"/>
+        </w:rPr>
+      </w:pPr>
+      <w:r>
+        <w:rPr>
+          <w:b/>
+          <w:bCs/>
+          <w:sz w:val="28"/>
+          <w:szCs w:val="28"/>
+        </w:rPr>
+        <w:lastRenderedPageBreak/>
+        <w:t>2.</w:t>
+      </w:r>
+      <w:r>
+        <w:rPr>
+          <w:sz w:val="28"/>
+          <w:szCs w:val="28"/>
+        </w:rPr>
+        <w:t>Extend your script to also fetch and display the 24-hour price change percentage, 24-hour high, and 24-hour low for each of the top 10 cryptocurrencies.</w:t>
+      </w:r>
+    </w:p>
+    <w:p>
+      <w:pPr>
+        <w:rPr>
+          <w:sz w:val="28"/>
+          <w:szCs w:val="28"/>
+        </w:rPr>
+      </w:pPr>
+      <w:r>
+        <w:rPr>
+          <w:noProof/>
+          <w:sz w:val="28"/>
+          <w:szCs w:val="28"/>
+        </w:rPr>
+        <w:drawing>
+          <wp:inline distT="0" distB="0" distL="0" distR="0" wp14:anchorId="3F8FB2EC" wp14:editId="7F27C893">
+            <wp:extent cx="5731510" cy="3318510"/>
+            <wp:effectExtent l="0" t="0" r="2540" b="0"/>
+            <wp:docPr id="181200744" name="Picture 2"/>
+            <wp:cNvGraphicFramePr>
+              <a:graphicFrameLocks xmlns:a="http://schemas.openxmlformats.org/drawingml/2006/main" noChangeAspect="1"/>
+            </wp:cNvGraphicFramePr>
+            <a:graphic xmlns:a="http://schemas.openxmlformats.org/drawingml/2006/main">
+              <a:graphicData uri="http://schemas.openxmlformats.org/drawingml/2006/picture">
+                <pic:pic xmlns:pic="http://schemas.openxmlformats.org/drawingml/2006/picture">
+                  <pic:nvPicPr>
+                    <pic:cNvPr id="181200744" name="Picture 181200744"/>
+                    <pic:cNvPicPr/>
+                  </pic:nvPicPr>
+                  <pic:blipFill>
+                    <a:blip r:embed="rId5">
+                      <a:extLst>
+                        <a:ext uri="{28A0092B-C50C-407E-A947-70E740481C1C}">
+                          <a14:useLocalDpi xmlns:a14="http://schemas.microsoft.com/office/drawing/2010/main" val="0"/>
+                        </a:ext>
+                      </a:extLst>
+                    </a:blip>
+                    <a:stretch>
+                      <a:fillRect/>
+                    </a:stretch>
+                  </pic:blipFill>
+                  <pic:spPr>
+                    <a:xfrm>
+                      <a:off x="0" y="0"/>
+                      <a:ext cx="5731510" cy="3318510"/>
+                    </a:xfrm>
+                    <a:prstGeom prst="rect">
+                      <a:avLst/>
+                    </a:prstGeom>
+                  </pic:spPr>
+                </pic:pic>
+              </a:graphicData>
+            </a:graphic>
+          </wp:inline>
+        </w:drawing>
+      </w:r>
+    </w:p>
+    <w:p>
+      <w:pPr>
+        <w:rPr>
+          <w:sz w:val="28"/>
+          <w:szCs w:val="28"/>
+        </w:rPr>
+      </w:pPr>
+    </w:p>
+    <w:p>
+      <w:pPr>
+        <w:rPr>
+          <w:sz w:val="28"/>
+          <w:szCs w:val="28"/>
+        </w:rPr>
+      </w:pPr>
+    </w:p>
+    <w:p>
+      <w:pPr>
+        <w:rPr>
+          <w:b/>
+          <w:bCs/>
+          <w:sz w:val="28"/>
+          <w:szCs w:val="28"/>
+        </w:rPr>
+      </w:pPr>
+    </w:p>
+    <w:p>
+      <w:pPr>
+        <w:rPr>
+          <w:b/>
+          <w:bCs/>
+          <w:sz w:val="28"/>
+          <w:szCs w:val="28"/>
+          <w:lang w:val="en-US"/>
+        </w:rPr>
+      </w:pPr>
+    </w:p>
+    <w:p>
+      <w:pPr>
+        <w:rPr>
+          <w:b/>
+          <w:bCs/>
+          <w:sz w:val="28"/>
+          <w:szCs w:val="28"/>
+          <w:lang w:val="en-US"/>
+        </w:rPr>
+      </w:pPr>
+    </w:p>
+    <w:p>
+      <w:pPr>
+        <w:rPr>
+          <w:b/>
+          <w:bCs/>
+          <w:sz w:val="28"/>
+          <w:szCs w:val="28"/>
+          <w:lang w:val="en-US"/>
+        </w:rPr>
+      </w:pPr>
+    </w:p>
+    <w:p>
+      <w:pPr>
+        <w:rPr>
+          <w:b/>
+          <w:bCs/>
+          <w:sz w:val="28"/>
+          <w:szCs w:val="28"/>
+          <w:lang w:val="en-US"/>
+        </w:rPr>
+      </w:pPr>
+    </w:p>
+    <w:p>
+      <w:pPr>
+        <w:rPr>
+          <w:b/>
+          <w:bCs/>
+          <w:sz w:val="28"/>
+          <w:szCs w:val="28"/>
+          <w:lang w:val="en-US"/>
+        </w:rPr>
+      </w:pPr>
+    </w:p>
+    <w:p>
+      <w:pPr>
+        <w:rPr>
+          <w:b/>
+          <w:bCs/>
+          <w:sz w:val="28"/>
+          <w:szCs w:val="28"/>
+          <w:lang w:val="en-US"/>
+        </w:rPr>
+      </w:pPr>
+    </w:p>
+    <w:p>
+      <w:pPr>
+        <w:rPr>
+          <w:b/>
+          <w:bCs/>
+          <w:sz w:val="28"/>
+          <w:szCs w:val="28"/>
+          <w:lang w:val="en-US"/>
+        </w:rPr>
+      </w:pPr>
+    </w:p>
+    <w:p>
+      <w:pPr>
+        <w:rPr>
+          <w:b/>
+          <w:bCs/>
+          <w:sz w:val="28"/>
+          <w:szCs w:val="28"/>
+          <w:lang w:val="en-US"/>
+        </w:rPr>
+      </w:pPr>
+    </w:p>
+    <w:p>
+      <w:pPr>
+        <w:rPr>
+          <w:b/>
+          <w:bCs/>
+          <w:sz w:val="28"/>
+          <w:szCs w:val="28"/>
+          <w:lang w:val="en-US"/>
+        </w:rPr>
+      </w:pPr>
+    </w:p>
+    <w:p>
+      <w:pPr>
+        <w:rPr>
+          <w:b/>
+          <w:bCs/>
+          <w:sz w:val="28"/>
+          <w:szCs w:val="28"/>
+          <w:lang w:val="en-US"/>
+        </w:rPr>
+      </w:pPr>
+    </w:p>
+    <w:p>
+      <w:pPr>
+        <w:rPr>
+          <w:sz w:val="28"/>
+          <w:szCs w:val="28"/>
+        </w:rPr>
+      </w:pPr>
+      <w:r>
+        <w:rPr>
+          <w:b/>
+          <w:bCs/>
+          <w:sz w:val="28"/>
+          <w:szCs w:val="28"/>
+        </w:rPr>
+        <w:lastRenderedPageBreak/>
+        <w:t>3.</w:t>
+      </w:r>
+      <w:r>
+        <w:rPr>
+          <w:sz w:val="28"/>
+          <w:szCs w:val="28"/>
+        </w:rPr>
+        <w:t>Save the fetched data (name, current price, price change %, 24h high, 24h low) for the top 10 cryptocurrencies into a CSV file named crypto_prices.csv using the csv module.</w:t>
+      </w:r>
+    </w:p>
+    <w:p>
+      <w:pPr>
+        <w:rPr>
+          <w:sz w:val="28"/>
+          <w:szCs w:val="28"/>
+        </w:rPr>
+      </w:pPr>
+      <w:r>
+        <w:rPr>
+          <w:noProof/>
+          <w:sz w:val="28"/>
+          <w:szCs w:val="28"/>
+        </w:rPr>
+        <w:drawing>
+          <wp:inline distT="0" distB="0" distL="0" distR="0" wp14:anchorId="00F30E6F" wp14:editId="1058A43C">
+            <wp:extent cx="5731510" cy="3273425"/>
+            <wp:effectExtent l="0" t="0" r="2540" b="3175"/>
+            <wp:docPr id="836723723" name="Picture 3"/>
+            <wp:cNvGraphicFramePr>
+              <a:graphicFrameLocks xmlns:a="http://schemas.openxmlformats.org/drawingml/2006/main" noChangeAspect="1"/>
+            </wp:cNvGraphicFramePr>
+            <a:graphic xmlns:a="http://schemas.openxmlformats.org/drawingml/2006/main">
+              <a:graphicData uri="http://schemas.openxmlformats.org/drawingml/2006/picture">
+                <pic:pic xmlns:pic="http://schemas.openxmlformats.org/drawingml/2006/picture">
+                  <pic:nvPicPr>
+                    <pic:cNvPr id="836723723" name="Picture 836723723"/>
+                    <pic:cNvPicPr/>
+                  </pic:nvPicPr>
+                  <pic:blipFill>
+                    <a:blip r:embed="rId6">
+                      <a:extLst>
+                        <a:ext uri="{28A0092B-C50C-407E-A947-70E740481C1C}">
+                          <a14:useLocalDpi xmlns:a14="http://schemas.microsoft.com/office/drawing/2010/main" val="0"/>
+                        </a:ext>
+                      </a:extLst>
+                    </a:blip>
+                    <a:stretch>
+                      <a:fillRect/>
+                    </a:stretch>
+                  </pic:blipFill>
+                  <pic:spPr>
+                    <a:xfrm>
+                      <a:off x="0" y="0"/>
+                      <a:ext cx="5731510" cy="3273425"/>
+                    </a:xfrm>
+                    <a:prstGeom prst="rect">
+                      <a:avLst/>
+                    </a:prstGeom>
+                  </pic:spPr>
+                </pic:pic>
+              </a:graphicData>
+            </a:graphic>
+          </wp:inline>
+        </w:drawing>
+      </w:r>
+    </w:p>
+    <w:p>
+      <w:pPr>
+        <w:rPr>
+          <w:sz w:val="28"/>
+          <w:szCs w:val="28"/>
+        </w:rPr>
+      </w:pPr>
+      <w:r>
+        <w:rPr>
+          <w:noProof/>
+          <w:sz w:val="28"/>
+          <w:szCs w:val="28"/>
+        </w:rPr>
+        <w:drawing>
+          <wp:inline distT="0" distB="0" distL="0" distR="0" wp14:anchorId="67B74340" wp14:editId="6D3162D5">
+            <wp:extent cx="5731510" cy="1813560"/>
+            <wp:effectExtent l="0" t="0" r="2540" b="0"/>
+            <wp:docPr id="1915359673" name="Picture 4"/>
+            <wp:cNvGraphicFramePr>
+              <a:graphicFrameLocks xmlns:a="http://schemas.openxmlformats.org/drawingml/2006/main" noChangeAspect="1"/>
+            </wp:cNvGraphicFramePr>
+            <a:graphic xmlns:a="http://schemas.openxmlformats.org/drawingml/2006/main">
+              <a:graphicData uri="http://schemas.openxmlformats.org/drawingml/2006/picture">
+                <pic:pic xmlns:pic="http://schemas.openxmlformats.org/drawingml/2006/picture">
+                  <pic:nvPicPr>
+                    <pic:cNvPr id="1915359673" name="Picture 1915359673"/>
+                    <pic:cNvPicPr/>
+                  </pic:nvPicPr>
+                  <pic:blipFill>
+                    <a:blip r:embed="rId7">
+                      <a:extLst>
+                        <a:ext uri="{28A0092B-C50C-407E-A947-70E740481C1C}">
+                          <a14:useLocalDpi xmlns:a14="http://schemas.microsoft.com/office/drawing/2010/main" val="0"/>
+                        </a:ext>
+                      </a:extLst>
+                    </a:blip>
+                    <a:stretch>
+                      <a:fillRect/>
+                    </a:stretch>
+                  </pic:blipFill>
+                  <pic:spPr>
+                    <a:xfrm>
+                      <a:off x="0" y="0"/>
+                      <a:ext cx="5731510" cy="1813560"/>
+                    </a:xfrm>
+                    <a:prstGeom prst="rect">
+                      <a:avLst/>
+                    </a:prstGeom>
+                  </pic:spPr>
+                </pic:pic>
+              </a:graphicData>
+            </a:graphic>
+          </wp:inline>
+        </w:drawing>
+      </w:r>
+    </w:p>
+    <w:p>
+      <w:pPr>
+        <w:rPr>
+          <w:sz w:val="28"/>
+          <w:szCs w:val="28"/>
+        </w:rPr>
+      </w:pPr>
+    </w:p>
+    <w:p>
+      <w:pPr>
+        <w:rPr>
+          <w:sz w:val="28"/>
+          <w:szCs w:val="28"/>
+        </w:rPr>
+      </w:pPr>
+    </w:p>
+    <w:p>
+      <w:pPr>
+        <w:rPr>
+          <w:sz w:val="28"/>
+          <w:szCs w:val="28"/>
+        </w:rPr>
+      </w:pPr>
+    </w:p>
+    <w:p>
+      <w:pPr>
+        <w:rPr>
+          <w:sz w:val="28"/>
+          <w:szCs w:val="28"/>
+        </w:rPr>
+      </w:pPr>
+    </w:p>
+    <w:p>
+      <w:pPr>
+        <w:rPr>
+          <w:sz w:val="28"/>
+          <w:szCs w:val="28"/>
+        </w:rPr>
+      </w:pPr>
+    </w:p>
+    <w:p>
+      <w:pPr>
+        <w:rPr>
+          <w:sz w:val="28"/>
+          <w:szCs w:val="28"/>
+        </w:rPr>
+      </w:pPr>
+    </w:p>
+    <w:p>
+      <w:pPr>
+        <w:rPr>
+          <w:sz w:val="28"/>
+          <w:szCs w:val="28"/>
+        </w:rPr>
+      </w:pPr>
+    </w:p>
+    <w:p>
+      <w:pPr>
+        <w:rPr>
+          <w:sz w:val="28"/>
+          <w:szCs w:val="28"/>
+        </w:rPr>
+      </w:pPr>
+      <w:r>
+        <w:rPr>
+          <w:b/>
+          <w:bCs/>
+          <w:sz w:val="28"/>
+          <w:szCs w:val="28"/>
+        </w:rPr>
+        <w:lastRenderedPageBreak/>
+        <w:t>4.</w:t>
+      </w:r>
+      <w:r>
+        <w:rPr>
+          <w:sz w:val="28"/>
+          <w:szCs w:val="28"/>
+        </w:rPr>
+        <w:t xml:space="preserve">Add error handling to your code so that if the API request fails or returns an error, your script prints a user-friendly message instead of </w:t>
+      </w:r>
+      <w:proofErr w:type="gramStart"/>
+      <w:r>
+        <w:rPr>
+          <w:sz w:val="28"/>
+          <w:szCs w:val="28"/>
+        </w:rPr>
+        <w:t>crashing.&lt;</w:t>
+      </w:r>
+      <w:proofErr w:type="spellStart"/>
+      <w:proofErr w:type="gramEnd"/>
+      <w:r>
+        <w:rPr>
+          <w:sz w:val="28"/>
+          <w:szCs w:val="28"/>
+        </w:rPr>
+        <w:t>br</w:t>
+      </w:r>
+      <w:proofErr w:type="spellEnd"/>
+      <w:r>
+        <w:rPr>
+          <w:sz w:val="28"/>
+          <w:szCs w:val="28"/>
+        </w:rPr>
+        <w:t>&gt;&lt;</w:t>
+      </w:r>
+      <w:proofErr w:type="spellStart"/>
+      <w:r>
+        <w:rPr>
+          <w:sz w:val="28"/>
+          <w:szCs w:val="28"/>
+        </w:rPr>
+        <w:t>br</w:t>
+      </w:r>
+      <w:proofErr w:type="spellEnd"/>
+      <w:r>
+        <w:rPr>
+          <w:sz w:val="28"/>
+          <w:szCs w:val="28"/>
+        </w:rPr>
+        <w:t>&gt;&lt;</w:t>
+      </w:r>
+      <w:proofErr w:type="spellStart"/>
+      <w:r>
+        <w:rPr>
+          <w:sz w:val="28"/>
+          <w:szCs w:val="28"/>
+        </w:rPr>
+        <w:t>em</w:t>
+      </w:r>
+      <w:proofErr w:type="spellEnd"/>
+      <w:r>
+        <w:rPr>
+          <w:sz w:val="28"/>
+          <w:szCs w:val="28"/>
+        </w:rPr>
+        <w:t xml:space="preserve">&gt;&lt;strong&gt;Hint:&lt;/strong&gt; Check the response status code and handle exceptions from the </w:t>
+      </w:r>
+      <w:proofErr w:type="gramStart"/>
+      <w:r>
+        <w:rPr>
+          <w:sz w:val="28"/>
+          <w:szCs w:val="28"/>
+        </w:rPr>
+        <w:t>requests</w:t>
+      </w:r>
+      <w:proofErr w:type="gramEnd"/>
+      <w:r>
+        <w:rPr>
+          <w:sz w:val="28"/>
+          <w:szCs w:val="28"/>
+        </w:rPr>
+        <w:t xml:space="preserve"> library.&lt;/</w:t>
+      </w:r>
+      <w:proofErr w:type="spellStart"/>
+      <w:r>
+        <w:rPr>
+          <w:sz w:val="28"/>
+          <w:szCs w:val="28"/>
+        </w:rPr>
+        <w:t>em</w:t>
+      </w:r>
+      <w:proofErr w:type="spellEnd"/>
+      <w:r>
+        <w:rPr>
+          <w:sz w:val="28"/>
+          <w:szCs w:val="28"/>
+        </w:rPr>
+        <w:t>&gt;</w:t>
+      </w:r>
+    </w:p>
+    <w:p>
+      <w:pPr>
+        <w:rPr>
+          <w:sz w:val="28"/>
+          <w:szCs w:val="28"/>
+        </w:rPr>
+      </w:pPr>
+      <w:r>
+        <w:rPr>
+          <w:noProof/>
+          <w:sz w:val="28"/>
+          <w:szCs w:val="28"/>
+        </w:rPr>
+        <w:drawing>
+          <wp:inline distT="0" distB="0" distL="0" distR="0" wp14:anchorId="1147CDBA" wp14:editId="6C3E376D">
+            <wp:extent cx="5731510" cy="3219450"/>
+            <wp:effectExtent l="0" t="0" r="2540" b="0"/>
+            <wp:docPr id="352151996" name="Picture 5"/>
+            <wp:cNvGraphicFramePr>
+              <a:graphicFrameLocks xmlns:a="http://schemas.openxmlformats.org/drawingml/2006/main" noChangeAspect="1"/>
+            </wp:cNvGraphicFramePr>
+            <a:graphic xmlns:a="http://schemas.openxmlformats.org/drawingml/2006/main">
+              <a:graphicData uri="http://schemas.openxmlformats.org/drawingml/2006/picture">
+                <pic:pic xmlns:pic="http://schemas.openxmlformats.org/drawingml/2006/picture">
+                  <pic:nvPicPr>
+                    <pic:cNvPr id="352151996" name="Picture 352151996"/>
+                    <pic:cNvPicPr/>
+                  </pic:nvPicPr>
+                  <pic:blipFill>
+                    <a:blip r:embed="rId8">
+                      <a:extLst>
+                        <a:ext uri="{28A0092B-C50C-407E-A947-70E740481C1C}">
+                          <a14:useLocalDpi xmlns:a14="http://schemas.microsoft.com/office/drawing/2010/main" val="0"/>
+                        </a:ext>
+                      </a:extLst>
+                    </a:blip>
+                    <a:stretch>
+                      <a:fillRect/>
+                    </a:stretch>
+                  </pic:blipFill>
+                  <pic:spPr>
+                    <a:xfrm>
+                      <a:off x="0" y="0"/>
+                      <a:ext cx="5731510" cy="3219450"/>
+                    </a:xfrm>
+                    <a:prstGeom prst="rect">
+                      <a:avLst/>
+                    </a:prstGeom>
+                  </pic:spPr>
+                </pic:pic>
+              </a:graphicData>
+            </a:graphic>
+          </wp:inline>
+        </w:drawing>
+      </w:r>
+    </w:p>
+    <w:p>
+      <w:pPr>
+        <w:rPr>
+          <w:sz w:val="28"/>
+          <w:szCs w:val="28"/>
+        </w:rPr>
+      </w:pPr>
+      <w:r>
+        <w:rPr>
+          <w:noProof/>
+          <w:sz w:val="28"/>
+          <w:szCs w:val="28"/>
+        </w:rPr>
+        <w:drawing>
+          <wp:inline distT="0" distB="0" distL="0" distR="0" wp14:anchorId="2D7EE38F" wp14:editId="5A1855BA">
+            <wp:extent cx="5731510" cy="3277235"/>
+            <wp:effectExtent l="0" t="0" r="2540" b="0"/>
+            <wp:docPr id="1879504042" name="Picture 6"/>
+            <wp:cNvGraphicFramePr>
+              <a:graphicFrameLocks xmlns:a="http://schemas.openxmlformats.org/drawingml/2006/main" noChangeAspect="1"/>
+            </wp:cNvGraphicFramePr>
+            <a:graphic xmlns:a="http://schemas.openxmlformats.org/drawingml/2006/main">
+              <a:graphicData uri="http://schemas.openxmlformats.org/drawingml/2006/picture">
+                <pic:pic xmlns:pic="http://schemas.openxmlformats.org/drawingml/2006/picture">
+                  <pic:nvPicPr>
+                    <pic:cNvPr id="1879504042" name="Picture 1879504042"/>
+                    <pic:cNvPicPr/>
+                  </pic:nvPicPr>
+                  <pic:blipFill>
+                    <a:blip r:embed="rId9">
+                      <a:extLst>
+                        <a:ext uri="{28A0092B-C50C-407E-A947-70E740481C1C}">
+                          <a14:useLocalDpi xmlns:a14="http://schemas.microsoft.com/office/drawing/2010/main" val="0"/>
+                        </a:ext>
+                      </a:extLst>
+                    </a:blip>
+                    <a:stretch>
+                      <a:fillRect/>
+                    </a:stretch>
+                  </pic:blipFill>
+                  <pic:spPr>
+                    <a:xfrm>
+                      <a:off x="0" y="0"/>
+                      <a:ext cx="5731510" cy="3277235"/>
+                    </a:xfrm>
+                    <a:prstGeom prst="rect">
+                      <a:avLst/>
+                    </a:prstGeom>
+                  </pic:spPr>
+                </pic:pic>
+              </a:graphicData>
+            </a:graphic>
+          </wp:inline>
+        </w:drawing>
+      </w:r>
+    </w:p>
+    <w:p>
+      <w:pPr>
+        <w:rPr>
+          <w:sz w:val="28"/>
+          <w:szCs w:val="28"/>
+        </w:rPr>
+      </w:pPr>
     </w:p>
     <w:p>
       <w:pPr>
